--- a/test-data/Report template.docx
+++ b/test-data/Report template.docx
@@ -4,27 +4,55 @@
   <w:body>
     <w:p>
       <w:r>
-        <w:t xml:space="preserve">Site: </w:t>
-      </w:r>
-      <w:r>
-        <w:t>{</w:t>
-      </w:r>
-      <w:r>
-        <w:t>site</w:t>
-      </w:r>
-      <w:r>
-        <w:t>}</w:t>
+        <w:t xml:space="preserve">Site: {site}</w:t>
       </w:r>
     </w:p>
     <w:p/>
     <w:p>
       <w:r>
-        <w:t>Screenshots:</w:t>
+        <w:rPr>
+          <w:b/>
+        </w:rPr>
+        <w:t xml:space="preserve">Gevolg:</w:t>
       </w:r>
     </w:p>
     <w:p>
       <w:r>
-        <w:t>{%screenshots}</w:t>
+        <w:t xml:space="preserve">{#gevolgAll}</w:t>
+      </w:r>
+    </w:p>
+    <w:p>
+      <w:r>
+        <w:t xml:space="preserve">{mark} {label}</w:t>
+      </w:r>
+    </w:p>
+    <w:p>
+      <w:r>
+        <w:t xml:space="preserve">{/gevolgAll}</w:t>
+      </w:r>
+    </w:p>
+    <w:p/>
+    <w:p>
+      <w:r>
+        <w:rPr>
+          <w:b/>
+        </w:rPr>
+        <w:t xml:space="preserve">Screenshots:</w:t>
+      </w:r>
+    </w:p>
+    <w:p>
+      <w:r>
+        <w:t xml:space="preserve">{#screenshots}</w:t>
+      </w:r>
+    </w:p>
+    <w:p>
+      <w:r>
+        <w:t xml:space="preserve">{%.}</w:t>
+      </w:r>
+    </w:p>
+    <w:p>
+      <w:r>
+        <w:t xml:space="preserve">{/screenshots}</w:t>
       </w:r>
     </w:p>
     <w:sectPr>
